--- a/Notes.docx
+++ b/Notes.docx
@@ -169,98 +169,426 @@
     <w:p>
       <w:pPr>
         <w:rPr>
+          <w:rFonts w:cs="Arial"/>
+          <w:rtl/>
+        </w:rPr>
+      </w:pPr>
+      <w:r>
+        <w:rPr>
           <w:rFonts w:cs="Arial" w:hint="cs"/>
           <w:rtl/>
         </w:rPr>
+        <w:t>في قائمة البحوث المسجلة:</w:t>
+      </w:r>
+    </w:p>
+    <w:p>
+      <w:r>
+        <w:t>Prendre la matricule de l'enquête révisé ou à laquelle la présente enquête en question a été jointe</w:t>
+      </w:r>
+    </w:p>
+    <w:p>
+      <w:proofErr w:type="gramStart"/>
+      <w:r>
+        <w:t>ex:</w:t>
+      </w:r>
+      <w:proofErr w:type="gramEnd"/>
+    </w:p>
+    <w:p>
+      <w:r>
+        <w:t>202540010</w:t>
+      </w:r>
+    </w:p>
+    <w:p>
+      <w:r>
+        <w:t>202540010J1</w:t>
+      </w:r>
+    </w:p>
+    <w:p>
+      <w:r>
+        <w:t>202540010J2</w:t>
+      </w:r>
+    </w:p>
+    <w:p>
+      <w:r>
+        <w:t>202540010R1</w:t>
+      </w:r>
+    </w:p>
+    <w:p>
+      <w:r>
+        <w:t>202540010R2</w:t>
+      </w:r>
+    </w:p>
+    <w:p>
+      <w:r>
+        <w:t xml:space="preserve">Tableau trié selon </w:t>
+      </w:r>
+      <w:proofErr w:type="spellStart"/>
+      <w:r>
+        <w:t>ref</w:t>
+      </w:r>
+      <w:proofErr w:type="spellEnd"/>
+      <w:r>
+        <w:t xml:space="preserve"> enquête pour voir :</w:t>
+      </w:r>
+    </w:p>
+    <w:p>
+      <w:r>
+        <w:t>Les enquêtes principales et jointes et révisées les unes sous les autres (liées) directement et facilement</w:t>
+      </w:r>
+    </w:p>
+    <w:p>
+      <w:r>
+        <w:rPr>
+          <w:rFonts w:cs="Arial"/>
+          <w:rtl/>
+        </w:rPr>
+        <w:t>العملة (موضوع الشكوى)</w:t>
+      </w:r>
+    </w:p>
+    <w:p>
+      <w:proofErr w:type="gramStart"/>
+      <w:r>
+        <w:t>matri</w:t>
+      </w:r>
+      <w:proofErr w:type="gramEnd"/>
+      <w:r>
+        <w:t xml:space="preserve"> + clé fusionnés</w:t>
+      </w:r>
+    </w:p>
+    <w:p>
+      <w:proofErr w:type="gramStart"/>
+      <w:r>
+        <w:t>bouton</w:t>
+      </w:r>
+      <w:proofErr w:type="gramEnd"/>
+      <w:r>
+        <w:t xml:space="preserve"> </w:t>
+      </w:r>
+      <w:r>
+        <w:rPr>
+          <w:rFonts w:cs="Arial"/>
+          <w:rtl/>
+        </w:rPr>
+        <w:t>إضافة</w:t>
+      </w:r>
+      <w:r>
+        <w:t xml:space="preserve"> pour </w:t>
+      </w:r>
+      <w:proofErr w:type="spellStart"/>
+      <w:r>
+        <w:t>inserer</w:t>
+      </w:r>
+      <w:proofErr w:type="spellEnd"/>
+      <w:r>
+        <w:t xml:space="preserve"> ou ajouter un ligne et saisir les data </w:t>
+      </w:r>
+    </w:p>
+    <w:p>
+      <w:proofErr w:type="gramStart"/>
+      <w:r>
+        <w:t>et</w:t>
+      </w:r>
+      <w:proofErr w:type="gramEnd"/>
+      <w:r>
+        <w:t xml:space="preserve"> </w:t>
+      </w:r>
+      <w:proofErr w:type="spellStart"/>
+      <w:r>
+        <w:t>meme</w:t>
+      </w:r>
+      <w:proofErr w:type="spellEnd"/>
+      <w:r>
+        <w:t xml:space="preserve"> chose pour </w:t>
+      </w:r>
+      <w:r>
+        <w:rPr>
+          <w:rFonts w:cs="Arial"/>
+          <w:rtl/>
+        </w:rPr>
+        <w:t>آخرون</w:t>
+      </w:r>
+      <w:r>
+        <w:t xml:space="preserve"> (Autres adverses)</w:t>
+      </w:r>
+    </w:p>
+    <w:p/>
+    <w:p>
+      <w:proofErr w:type="gramStart"/>
+      <w:r>
+        <w:t>dans</w:t>
+      </w:r>
+      <w:proofErr w:type="gramEnd"/>
+      <w:r>
+        <w:t xml:space="preserve"> </w:t>
+      </w:r>
+      <w:r>
+        <w:rPr>
+          <w:rFonts w:cs="Arial"/>
+          <w:rtl/>
+        </w:rPr>
+        <w:t>آخرون</w:t>
+      </w:r>
+      <w:r>
+        <w:t xml:space="preserve"> (Autres adverses)</w:t>
+      </w:r>
+    </w:p>
+    <w:p>
+      <w:proofErr w:type="gramStart"/>
+      <w:r>
+        <w:t>ex</w:t>
+      </w:r>
+      <w:proofErr w:type="gramEnd"/>
+      <w:r>
+        <w:t xml:space="preserve"> municipalité TN: ajouter autre dans Type pièce d'identité et (-) dans Numéro pièce d'identité et saisir nom dans Identité</w:t>
+      </w:r>
+    </w:p>
+    <w:p>
+      <w:proofErr w:type="gramStart"/>
+      <w:r>
+        <w:t>dans</w:t>
+      </w:r>
+      <w:proofErr w:type="gramEnd"/>
+      <w:r>
+        <w:t xml:space="preserve"> </w:t>
+      </w:r>
+      <w:r>
+        <w:rPr>
+          <w:rFonts w:cs="Arial"/>
+          <w:rtl/>
+        </w:rPr>
+        <w:t>تسجيل بحث</w:t>
+      </w:r>
+    </w:p>
+    <w:p>
+      <w:proofErr w:type="gramStart"/>
+      <w:r>
+        <w:t>ajouter</w:t>
+      </w:r>
+      <w:proofErr w:type="gramEnd"/>
+      <w:r>
+        <w:t xml:space="preserve"> un bouton  </w:t>
+      </w:r>
+      <w:r>
+        <w:rPr>
+          <w:rFonts w:cs="Arial"/>
+          <w:rtl/>
+        </w:rPr>
+        <w:t xml:space="preserve">معطيات حول </w:t>
+      </w:r>
+      <w:proofErr w:type="spellStart"/>
+      <w:r>
+        <w:rPr>
+          <w:rFonts w:cs="Arial"/>
+          <w:rtl/>
+        </w:rPr>
+        <w:t>الاؤجر</w:t>
+      </w:r>
+      <w:proofErr w:type="spellEnd"/>
+      <w:r>
+        <w:rPr>
+          <w:rFonts w:cs="Arial"/>
+          <w:rtl/>
+        </w:rPr>
+        <w:t xml:space="preserve"> (الذي تم ادخال رقم انخراطه)</w:t>
+      </w:r>
+      <w:r>
+        <w:t xml:space="preserve"> (partie haut du portail)</w:t>
+      </w:r>
+    </w:p>
+    <w:p>
+      <w:r>
+        <w:rPr>
+          <w:rFonts w:cs="Arial"/>
+          <w:rtl/>
+        </w:rPr>
+        <w:t>الجهة الطالبة للبحث</w:t>
+      </w:r>
+    </w:p>
+    <w:p>
+      <w:r>
+        <w:rPr>
+          <w:rFonts w:cs="Arial"/>
+          <w:rtl/>
+        </w:rPr>
+        <w:t>المكتب</w:t>
+      </w:r>
+      <w:r>
+        <w:t xml:space="preserve"> + code dans </w:t>
+      </w:r>
+      <w:proofErr w:type="spellStart"/>
+      <w:r>
+        <w:t>meme</w:t>
+      </w:r>
+      <w:proofErr w:type="spellEnd"/>
+      <w:r>
+        <w:t xml:space="preserve"> liste</w:t>
+      </w:r>
+    </w:p>
+    <w:p/>
+    <w:p>
+      <w:pPr>
+        <w:rPr>
+          <w:highlight w:val="green"/>
+        </w:rPr>
       </w:pPr>
-      <w:r>
-        <w:rPr>
-          <w:rFonts w:cs="Arial" w:hint="cs"/>
-          <w:rtl/>
-        </w:rPr>
-        <w:t>في قائمة البحوث المسجلة:</w:t>
-      </w:r>
-    </w:p>
-    <w:p>
-      <w:r>
-        <w:t>Prendre la matricule de l'enquête révisé ou à laquelle la présente enquête en question a été jointe</w:t>
-      </w:r>
-    </w:p>
-    <w:p>
-      <w:proofErr w:type="gramStart"/>
-      <w:r>
-        <w:t>ex:</w:t>
-      </w:r>
-      <w:proofErr w:type="gramEnd"/>
-    </w:p>
-    <w:p>
-      <w:r>
-        <w:t>202540010</w:t>
-      </w:r>
-    </w:p>
-    <w:p>
-      <w:r>
-        <w:t>202540010J1</w:t>
-      </w:r>
-    </w:p>
-    <w:p>
-      <w:r>
-        <w:t>202540010J2</w:t>
-      </w:r>
-    </w:p>
-    <w:p>
-      <w:r>
-        <w:t>202540010R1</w:t>
-      </w:r>
-    </w:p>
-    <w:p>
-      <w:r>
-        <w:t>202540010R2</w:t>
-      </w:r>
-    </w:p>
-    <w:p>
-      <w:r>
-        <w:t>Tableau</w:t>
-      </w:r>
-      <w:r>
-        <w:t xml:space="preserve"> trié selon </w:t>
-      </w:r>
-      <w:proofErr w:type="spellStart"/>
-      <w:r>
-        <w:t>ref</w:t>
-      </w:r>
-      <w:proofErr w:type="spellEnd"/>
-      <w:r>
-        <w:t xml:space="preserve"> </w:t>
-      </w:r>
-      <w:r>
-        <w:t>enquête</w:t>
-      </w:r>
-      <w:r>
-        <w:t xml:space="preserve"> pour </w:t>
-      </w:r>
-      <w:r>
-        <w:t>voir :</w:t>
-      </w:r>
-    </w:p>
-    <w:p>
-      <w:r>
-        <w:t>Les</w:t>
-      </w:r>
-      <w:r>
-        <w:t xml:space="preserve"> </w:t>
-      </w:r>
-      <w:r>
-        <w:t>enquêtes</w:t>
-      </w:r>
-      <w:r>
-        <w:t xml:space="preserve"> principales et jointes et révisées les unes sous les autres (liées) directement et facilement</w:t>
+      <w:proofErr w:type="gramStart"/>
+      <w:r>
+        <w:rPr>
+          <w:highlight w:val="green"/>
+        </w:rPr>
+        <w:t>dans</w:t>
+      </w:r>
+      <w:proofErr w:type="gramEnd"/>
+      <w:r>
+        <w:rPr>
+          <w:highlight w:val="green"/>
+        </w:rPr>
+        <w:t xml:space="preserve"> </w:t>
+      </w:r>
+      <w:r>
+        <w:rPr>
+          <w:rFonts w:cs="Arial"/>
+          <w:highlight w:val="green"/>
+          <w:rtl/>
+        </w:rPr>
+        <w:t>تسجيل بحث</w:t>
+      </w:r>
+    </w:p>
+    <w:p>
+      <w:proofErr w:type="spellStart"/>
+      <w:proofErr w:type="gramStart"/>
+      <w:r>
+        <w:rPr>
+          <w:highlight w:val="green"/>
+        </w:rPr>
+        <w:lastRenderedPageBreak/>
+        <w:t>oncilick</w:t>
+      </w:r>
+      <w:proofErr w:type="spellEnd"/>
+      <w:proofErr w:type="gramEnd"/>
+      <w:r>
+        <w:rPr>
+          <w:highlight w:val="green"/>
+        </w:rPr>
+        <w:t xml:space="preserve"> sur </w:t>
+      </w:r>
+      <w:r>
+        <w:rPr>
+          <w:rFonts w:cs="Arial"/>
+          <w:highlight w:val="green"/>
+          <w:rtl/>
+        </w:rPr>
+        <w:t>تسجيل البحث</w:t>
+      </w:r>
+      <w:r>
+        <w:rPr>
+          <w:highlight w:val="green"/>
+        </w:rPr>
+        <w:t xml:space="preserve"> sans voir </w:t>
+      </w:r>
+      <w:r>
+        <w:rPr>
+          <w:rFonts w:cs="Arial"/>
+          <w:highlight w:val="green"/>
+          <w:rtl/>
+        </w:rPr>
+        <w:t>قائمة البحوث المسجلة</w:t>
+      </w:r>
+      <w:r>
+        <w:rPr>
+          <w:highlight w:val="green"/>
+        </w:rPr>
+        <w:t xml:space="preserve"> =&gt; message: </w:t>
+      </w:r>
+      <w:r>
+        <w:rPr>
+          <w:rFonts w:cs="Arial"/>
+          <w:highlight w:val="green"/>
+          <w:rtl/>
+        </w:rPr>
+        <w:t>يتعين الإطلاع على قائمة البحوث المسجلة</w:t>
+      </w:r>
+      <w:r>
+        <w:rPr>
+          <w:highlight w:val="green"/>
+        </w:rPr>
+        <w:t xml:space="preserve"> sous le bouton </w:t>
+      </w:r>
+      <w:r>
+        <w:rPr>
+          <w:rFonts w:cs="Arial"/>
+          <w:highlight w:val="green"/>
+          <w:rtl/>
+        </w:rPr>
+        <w:t>قائمة البحوث المسجلة</w:t>
+      </w:r>
+      <w:r>
+        <w:rPr>
+          <w:highlight w:val="green"/>
+        </w:rPr>
+        <w:t xml:space="preserve"> en rouge (</w:t>
+      </w:r>
+      <w:proofErr w:type="spellStart"/>
+      <w:r>
+        <w:rPr>
+          <w:highlight w:val="green"/>
+        </w:rPr>
+        <w:t>event</w:t>
+      </w:r>
+      <w:proofErr w:type="spellEnd"/>
+      <w:r>
+        <w:rPr>
+          <w:highlight w:val="green"/>
+        </w:rPr>
+        <w:t xml:space="preserve"> </w:t>
+      </w:r>
+      <w:proofErr w:type="spellStart"/>
+      <w:r>
+        <w:rPr>
+          <w:highlight w:val="green"/>
+        </w:rPr>
+        <w:t>listener</w:t>
+      </w:r>
+      <w:proofErr w:type="spellEnd"/>
+      <w:r>
+        <w:rPr>
+          <w:highlight w:val="green"/>
+        </w:rPr>
+        <w:t>)</w:t>
+      </w:r>
+    </w:p>
+    <w:p>
+      <w:proofErr w:type="gramStart"/>
+      <w:r>
+        <w:t>dans</w:t>
+      </w:r>
+      <w:proofErr w:type="gramEnd"/>
+      <w:r>
+        <w:t xml:space="preserve"> </w:t>
+      </w:r>
+      <w:r>
+        <w:rPr>
+          <w:rFonts w:cs="Arial"/>
+          <w:rtl/>
+        </w:rPr>
+        <w:t>تسجيل بحث</w:t>
+      </w:r>
+      <w:r>
+        <w:t xml:space="preserve"> une fois l'</w:t>
+      </w:r>
+      <w:proofErr w:type="spellStart"/>
+      <w:r>
+        <w:t>enquete</w:t>
+      </w:r>
+      <w:proofErr w:type="spellEnd"/>
+      <w:r>
+        <w:t xml:space="preserve"> a été =&gt; automatiquement sa situation est "E": Enquête au secrétariat</w:t>
       </w:r>
     </w:p>
     <w:p>
       <w:pPr>
         <w:rPr>
-          <w:rFonts w:cs="Arial" w:hint="cs"/>
+          <w:rFonts w:cs="Arial"/>
           <w:b/>
           <w:bCs/>
           <w:color w:val="0070C0"/>
@@ -392,6 +720,690 @@
         <w:t xml:space="preserve"> sans tiret 209990099</w:t>
       </w:r>
     </w:p>
+    <w:p>
+      <w:pPr>
+        <w:rPr>
+          <w:b/>
+          <w:bCs/>
+          <w:color w:val="ED7D31" w:themeColor="accent2"/>
+          <w:sz w:val="28"/>
+          <w:szCs w:val="28"/>
+        </w:rPr>
+      </w:pPr>
+      <w:r>
+        <w:rPr>
+          <w:rFonts w:cs="Arial"/>
+          <w:b/>
+          <w:bCs/>
+          <w:color w:val="ED7D31" w:themeColor="accent2"/>
+          <w:sz w:val="28"/>
+          <w:szCs w:val="28"/>
+          <w:rtl/>
+        </w:rPr>
+        <w:t>تحيين معطيات</w:t>
+      </w:r>
+    </w:p>
+    <w:p>
+      <w:r>
+        <w:rPr>
+          <w:rFonts w:cs="Arial"/>
+          <w:rtl/>
+        </w:rPr>
+        <w:t>العملة (موضوع الشكوى)</w:t>
+      </w:r>
+    </w:p>
+    <w:p>
+      <w:proofErr w:type="gramStart"/>
+      <w:r>
+        <w:t>matri</w:t>
+      </w:r>
+      <w:proofErr w:type="gramEnd"/>
+      <w:r>
+        <w:t xml:space="preserve"> + clé fusionnés</w:t>
+      </w:r>
+    </w:p>
+    <w:p>
+      <w:proofErr w:type="gramStart"/>
+      <w:r>
+        <w:t>bouton</w:t>
+      </w:r>
+      <w:proofErr w:type="gramEnd"/>
+      <w:r>
+        <w:t xml:space="preserve"> </w:t>
+      </w:r>
+      <w:r>
+        <w:rPr>
+          <w:rFonts w:cs="Arial"/>
+          <w:rtl/>
+        </w:rPr>
+        <w:t>إضافة</w:t>
+      </w:r>
+      <w:r>
+        <w:t xml:space="preserve"> pour </w:t>
+      </w:r>
+      <w:proofErr w:type="spellStart"/>
+      <w:r>
+        <w:t>inserer</w:t>
+      </w:r>
+      <w:proofErr w:type="spellEnd"/>
+      <w:r>
+        <w:t xml:space="preserve"> ou ajouter un ligne et saisir les data </w:t>
+      </w:r>
+    </w:p>
+    <w:p>
+      <w:proofErr w:type="gramStart"/>
+      <w:r>
+        <w:t>et</w:t>
+      </w:r>
+      <w:proofErr w:type="gramEnd"/>
+      <w:r>
+        <w:t xml:space="preserve"> </w:t>
+      </w:r>
+      <w:proofErr w:type="spellStart"/>
+      <w:r>
+        <w:t>meme</w:t>
+      </w:r>
+      <w:proofErr w:type="spellEnd"/>
+      <w:r>
+        <w:t xml:space="preserve"> chose pour </w:t>
+      </w:r>
+      <w:r>
+        <w:rPr>
+          <w:rFonts w:cs="Arial"/>
+          <w:rtl/>
+        </w:rPr>
+        <w:t>آخرون</w:t>
+      </w:r>
+      <w:r>
+        <w:t xml:space="preserve"> (Autres adverses)</w:t>
+      </w:r>
+    </w:p>
+    <w:p/>
+    <w:p>
+      <w:proofErr w:type="gramStart"/>
+      <w:r>
+        <w:t>dans</w:t>
+      </w:r>
+      <w:proofErr w:type="gramEnd"/>
+      <w:r>
+        <w:t xml:space="preserve"> </w:t>
+      </w:r>
+      <w:r>
+        <w:rPr>
+          <w:rFonts w:cs="Arial"/>
+          <w:rtl/>
+        </w:rPr>
+        <w:t>آخرون</w:t>
+      </w:r>
+      <w:r>
+        <w:t xml:space="preserve"> (Autres adverses)</w:t>
+      </w:r>
+    </w:p>
+    <w:p>
+      <w:proofErr w:type="gramStart"/>
+      <w:r>
+        <w:t>ex</w:t>
+      </w:r>
+      <w:proofErr w:type="gramEnd"/>
+      <w:r>
+        <w:t xml:space="preserve"> municipalité TN: ajouter autre dans Type pièce d'identité et (-) dans Numéro pièce d'identité et saisir nom dans Identité</w:t>
+      </w:r>
+    </w:p>
+    <w:p>
+      <w:r>
+        <w:t>Ajout interface de recherche d'enquête par réf uniquement complète (n'est pas une recherche) dans le même Br</w:t>
+      </w:r>
+    </w:p>
+    <w:p>
+      <w:proofErr w:type="gramStart"/>
+      <w:r>
+        <w:t>une</w:t>
+      </w:r>
+      <w:proofErr w:type="gramEnd"/>
+      <w:r>
+        <w:t xml:space="preserve"> fois l'</w:t>
+      </w:r>
+      <w:proofErr w:type="spellStart"/>
+      <w:r>
+        <w:t>enquete</w:t>
+      </w:r>
+      <w:proofErr w:type="spellEnd"/>
+      <w:r>
+        <w:t xml:space="preserve"> est satisfaite ou annulée =&gt; la modification n'est pas permise   S ou A</w:t>
+      </w:r>
+    </w:p>
+    <w:p/>
+    <w:p>
+      <w:r>
+        <w:t xml:space="preserve">Composition de la REF </w:t>
+      </w:r>
+      <w:proofErr w:type="gramStart"/>
+      <w:r>
+        <w:t>d'</w:t>
+      </w:r>
+      <w:proofErr w:type="spellStart"/>
+      <w:r>
+        <w:t>enquete</w:t>
+      </w:r>
+      <w:proofErr w:type="spellEnd"/>
+      <w:r>
+        <w:t>:</w:t>
+      </w:r>
+      <w:proofErr w:type="gramEnd"/>
+      <w:r>
+        <w:t xml:space="preserve">  </w:t>
+      </w:r>
+      <w:proofErr w:type="spellStart"/>
+      <w:r>
+        <w:t>BR+Année+nature+n°enquete</w:t>
+      </w:r>
+      <w:proofErr w:type="spellEnd"/>
+    </w:p>
+    <w:p/>
+    <w:p>
+      <w:proofErr w:type="spellStart"/>
+      <w:proofErr w:type="gramStart"/>
+      <w:r>
+        <w:t>br</w:t>
+      </w:r>
+      <w:proofErr w:type="spellEnd"/>
+      <w:proofErr w:type="gramEnd"/>
+      <w:r>
+        <w:t xml:space="preserve"> du service demandeur peut se </w:t>
+      </w:r>
+      <w:proofErr w:type="spellStart"/>
+      <w:r>
+        <w:t>différe</w:t>
+      </w:r>
+      <w:proofErr w:type="spellEnd"/>
+      <w:r>
+        <w:t xml:space="preserve"> du </w:t>
+      </w:r>
+      <w:proofErr w:type="spellStart"/>
+      <w:r>
+        <w:t>br</w:t>
+      </w:r>
+      <w:proofErr w:type="spellEnd"/>
+      <w:r>
+        <w:t xml:space="preserve"> dans lequel l'</w:t>
+      </w:r>
+      <w:proofErr w:type="spellStart"/>
+      <w:r>
+        <w:t>enquete</w:t>
+      </w:r>
+      <w:proofErr w:type="spellEnd"/>
+      <w:r>
+        <w:t xml:space="preserve"> se crée</w:t>
+      </w:r>
+    </w:p>
+    <w:p/>
+    <w:p>
+      <w:r>
+        <w:t xml:space="preserve">(Auto saisie) juste pour remarque </w:t>
+      </w:r>
+      <w:proofErr w:type="spellStart"/>
+      <w:r>
+        <w:t>enlevler</w:t>
+      </w:r>
+      <w:proofErr w:type="spellEnd"/>
+      <w:r>
+        <w:t xml:space="preserve"> la </w:t>
+      </w:r>
+      <w:proofErr w:type="spellStart"/>
+      <w:r>
+        <w:t>apres</w:t>
+      </w:r>
+      <w:proofErr w:type="spellEnd"/>
+      <w:r>
+        <w:t xml:space="preserve"> </w:t>
+      </w:r>
+    </w:p>
+    <w:p>
+      <w:pPr>
+        <w:rPr>
+          <w:rFonts w:cs="Arial"/>
+          <w:b/>
+          <w:bCs/>
+          <w:color w:val="ED7D31" w:themeColor="accent2"/>
+          <w:sz w:val="28"/>
+          <w:szCs w:val="28"/>
+        </w:rPr>
+      </w:pPr>
+      <w:r>
+        <w:rPr>
+          <w:rFonts w:cs="Arial"/>
+          <w:b/>
+          <w:bCs/>
+          <w:color w:val="ED7D31" w:themeColor="accent2"/>
+          <w:sz w:val="28"/>
+          <w:szCs w:val="28"/>
+          <w:rtl/>
+        </w:rPr>
+        <w:t>تكليف المراقب بالبحث</w:t>
+      </w:r>
+    </w:p>
+    <w:p>
+      <w:r>
+        <w:t xml:space="preserve">3 champs pour ajouter max 3 </w:t>
+      </w:r>
+      <w:proofErr w:type="spellStart"/>
+      <w:r>
+        <w:t>controleurs</w:t>
+      </w:r>
+      <w:proofErr w:type="spellEnd"/>
+      <w:r>
+        <w:t xml:space="preserve"> pour la </w:t>
+      </w:r>
+      <w:proofErr w:type="spellStart"/>
+      <w:r>
+        <w:t>meme</w:t>
+      </w:r>
+      <w:proofErr w:type="spellEnd"/>
+      <w:r>
+        <w:t xml:space="preserve"> </w:t>
+      </w:r>
+      <w:proofErr w:type="spellStart"/>
+      <w:r>
+        <w:t>enquete</w:t>
+      </w:r>
+      <w:proofErr w:type="spellEnd"/>
+      <w:r>
+        <w:t xml:space="preserve">, 1 par </w:t>
+      </w:r>
+      <w:proofErr w:type="spellStart"/>
+      <w:r>
+        <w:t>defaut</w:t>
+      </w:r>
+      <w:proofErr w:type="spellEnd"/>
+      <w:r>
+        <w:t xml:space="preserve"> et un bouton </w:t>
+      </w:r>
+      <w:r>
+        <w:rPr>
+          <w:rFonts w:cs="Arial"/>
+          <w:rtl/>
+        </w:rPr>
+        <w:t>إضافة</w:t>
+      </w:r>
+    </w:p>
+    <w:p>
+      <w:proofErr w:type="gramStart"/>
+      <w:r>
+        <w:t>liste</w:t>
+      </w:r>
+      <w:proofErr w:type="gramEnd"/>
+      <w:r>
+        <w:t xml:space="preserve"> déroulante avec </w:t>
+      </w:r>
+      <w:proofErr w:type="spellStart"/>
+      <w:r>
+        <w:t>matriicule</w:t>
+      </w:r>
+      <w:proofErr w:type="spellEnd"/>
+      <w:r>
+        <w:t xml:space="preserve"> et identité </w:t>
+      </w:r>
+      <w:proofErr w:type="spellStart"/>
+      <w:r>
+        <w:t>cotrl</w:t>
+      </w:r>
+      <w:proofErr w:type="spellEnd"/>
+    </w:p>
+    <w:p>
+      <w:proofErr w:type="gramStart"/>
+      <w:r>
+        <w:t>dans</w:t>
+      </w:r>
+      <w:proofErr w:type="gramEnd"/>
+      <w:r>
+        <w:t xml:space="preserve"> </w:t>
+      </w:r>
+      <w:r>
+        <w:rPr>
+          <w:rFonts w:cs="Arial"/>
+          <w:rtl/>
+        </w:rPr>
+        <w:t>تكليف المراقب بالبحث</w:t>
+      </w:r>
+      <w:r>
+        <w:t xml:space="preserve"> Une fois l'</w:t>
+      </w:r>
+      <w:proofErr w:type="spellStart"/>
+      <w:r>
+        <w:t>enquete</w:t>
+      </w:r>
+      <w:proofErr w:type="spellEnd"/>
+      <w:r>
+        <w:t xml:space="preserve"> a été affecté au </w:t>
+      </w:r>
+      <w:proofErr w:type="spellStart"/>
+      <w:r>
+        <w:t>controleur</w:t>
+      </w:r>
+      <w:proofErr w:type="spellEnd"/>
+      <w:r>
+        <w:t xml:space="preserve"> X =&gt;automatiquement sa situation  devenue "C": Chez le </w:t>
+      </w:r>
+      <w:proofErr w:type="spellStart"/>
+      <w:r>
+        <w:t>controleur</w:t>
+      </w:r>
+      <w:proofErr w:type="spellEnd"/>
+    </w:p>
+    <w:p/>
+    <w:p>
+      <w:pPr>
+        <w:rPr>
+          <w:rFonts w:cs="Arial"/>
+          <w:b/>
+          <w:bCs/>
+          <w:color w:val="ED7D31" w:themeColor="accent2"/>
+          <w:sz w:val="28"/>
+          <w:szCs w:val="28"/>
+        </w:rPr>
+      </w:pPr>
+      <w:r>
+        <w:rPr>
+          <w:rFonts w:cs="Arial"/>
+          <w:b/>
+          <w:bCs/>
+          <w:color w:val="ED7D31" w:themeColor="accent2"/>
+          <w:sz w:val="28"/>
+          <w:szCs w:val="28"/>
+          <w:rtl/>
+        </w:rPr>
+        <w:t>تحويل البحث</w:t>
+      </w:r>
+    </w:p>
+    <w:p>
+      <w:r>
+        <w:t xml:space="preserve">Ajouter un bouton pour enlever un ou plus de </w:t>
+      </w:r>
+      <w:proofErr w:type="spellStart"/>
+      <w:r>
+        <w:t>contr</w:t>
+      </w:r>
+      <w:proofErr w:type="spellEnd"/>
+      <w:r>
+        <w:t xml:space="preserve"> </w:t>
+      </w:r>
+    </w:p>
+    <w:p/>
+    <w:p>
+      <w:r>
+        <w:rPr>
+          <w:rFonts w:cs="Arial"/>
+          <w:rtl/>
+        </w:rPr>
+        <w:t>نتائج البحث</w:t>
+      </w:r>
+      <w:r>
+        <w:t xml:space="preserve"> est </w:t>
+      </w:r>
+      <w:proofErr w:type="spellStart"/>
+      <w:r>
+        <w:t>apres</w:t>
+      </w:r>
+      <w:proofErr w:type="spellEnd"/>
+      <w:r>
+        <w:t xml:space="preserve"> </w:t>
+      </w:r>
+      <w:proofErr w:type="spellStart"/>
+      <w:r>
+        <w:t>chang</w:t>
+      </w:r>
+      <w:proofErr w:type="spellEnd"/>
+      <w:r>
+        <w:t xml:space="preserve"> situation dans le menu</w:t>
+      </w:r>
+    </w:p>
+    <w:p/>
+    <w:p>
+      <w:proofErr w:type="gramStart"/>
+      <w:r>
+        <w:t>dans</w:t>
+      </w:r>
+      <w:proofErr w:type="gramEnd"/>
+      <w:r>
+        <w:t xml:space="preserve"> </w:t>
+      </w:r>
+      <w:r>
+        <w:rPr>
+          <w:rFonts w:cs="Arial"/>
+          <w:rtl/>
+        </w:rPr>
+        <w:t>نتائج البحث</w:t>
+      </w:r>
+      <w:r>
+        <w:t xml:space="preserve"> </w:t>
+      </w:r>
+    </w:p>
+    <w:p>
+      <w:proofErr w:type="gramStart"/>
+      <w:r>
+        <w:t>Sections:</w:t>
+      </w:r>
+      <w:proofErr w:type="gramEnd"/>
+      <w:r>
+        <w:t xml:space="preserve">   1-Base 2-insuff 3-service transmissions section</w:t>
+      </w:r>
+    </w:p>
+    <w:p>
+      <w:proofErr w:type="spellStart"/>
+      <w:proofErr w:type="gramStart"/>
+      <w:r>
+        <w:t>insuff</w:t>
+      </w:r>
+      <w:proofErr w:type="spellEnd"/>
+      <w:proofErr w:type="gramEnd"/>
+      <w:r>
+        <w:t xml:space="preserve"> section est avant service </w:t>
+      </w:r>
+      <w:proofErr w:type="spellStart"/>
+      <w:r>
+        <w:t>transimissions</w:t>
+      </w:r>
+      <w:proofErr w:type="spellEnd"/>
+      <w:r>
+        <w:t xml:space="preserve"> section</w:t>
+      </w:r>
+    </w:p>
+    <w:p>
+      <w:proofErr w:type="gramStart"/>
+      <w:r>
+        <w:t>ajout</w:t>
+      </w:r>
+      <w:proofErr w:type="gramEnd"/>
+      <w:r>
+        <w:t xml:space="preserve"> au premier:  </w:t>
+      </w:r>
+      <w:r>
+        <w:rPr>
+          <w:rFonts w:cs="Arial"/>
+          <w:rtl/>
+        </w:rPr>
+        <w:t>أسس احتساب  قاعدة الاشتراكات</w:t>
+      </w:r>
+      <w:r>
+        <w:t xml:space="preserve"> (plusieurs </w:t>
+      </w:r>
+      <w:proofErr w:type="spellStart"/>
+      <w:r>
+        <w:t>textaria</w:t>
+      </w:r>
+      <w:proofErr w:type="spellEnd"/>
+      <w:r>
+        <w:t xml:space="preserve"> avec bouton </w:t>
+      </w:r>
+      <w:r>
+        <w:rPr>
+          <w:rFonts w:cs="Arial"/>
+          <w:rtl/>
+        </w:rPr>
+        <w:t>إضافة</w:t>
+      </w:r>
+      <w:r>
+        <w:t xml:space="preserve"> pour chaque </w:t>
+      </w:r>
+      <w:proofErr w:type="spellStart"/>
+      <w:r>
+        <w:t>element</w:t>
+      </w:r>
+      <w:proofErr w:type="spellEnd"/>
+      <w:r>
+        <w:t xml:space="preserve"> de base )</w:t>
+      </w:r>
+    </w:p>
+    <w:p>
+      <w:proofErr w:type="gramStart"/>
+      <w:r>
+        <w:t>dans</w:t>
+      </w:r>
+      <w:proofErr w:type="gramEnd"/>
+      <w:r>
+        <w:t xml:space="preserve"> </w:t>
+      </w:r>
+      <w:r>
+        <w:rPr>
+          <w:rFonts w:cs="Arial"/>
+          <w:rtl/>
+        </w:rPr>
+        <w:t>المصالح الموجهة إليها نتيجة البحث</w:t>
+      </w:r>
+      <w:r>
+        <w:t xml:space="preserve"> ajouter bouton </w:t>
+      </w:r>
+      <w:r>
+        <w:rPr>
+          <w:rFonts w:cs="Arial"/>
+          <w:rtl/>
+        </w:rPr>
+        <w:t>إضافة</w:t>
+      </w:r>
+      <w:r>
+        <w:t xml:space="preserve"> pour chaque service</w:t>
+      </w:r>
+    </w:p>
+    <w:p>
+      <w:proofErr w:type="gramStart"/>
+      <w:r>
+        <w:t>dans</w:t>
+      </w:r>
+      <w:proofErr w:type="gramEnd"/>
+      <w:r>
+        <w:t xml:space="preserve"> </w:t>
+      </w:r>
+      <w:r>
+        <w:rPr>
+          <w:rFonts w:cs="Arial"/>
+          <w:rtl/>
+        </w:rPr>
+        <w:t>مبلغ النقص</w:t>
+      </w:r>
+      <w:r>
+        <w:t xml:space="preserve"> ajouter bouton </w:t>
+      </w:r>
+      <w:r>
+        <w:rPr>
+          <w:rFonts w:cs="Arial"/>
+          <w:rtl/>
+        </w:rPr>
+        <w:t>إضافة</w:t>
+      </w:r>
+      <w:r>
+        <w:t xml:space="preserve"> pour chaque </w:t>
+      </w:r>
+      <w:proofErr w:type="spellStart"/>
+      <w:r>
+        <w:t>insuff</w:t>
+      </w:r>
+      <w:proofErr w:type="spellEnd"/>
+    </w:p>
+    <w:p>
+      <w:r>
+        <w:t>Montant insuffisance</w:t>
+      </w:r>
+    </w:p>
+    <w:p>
+      <w:proofErr w:type="gramStart"/>
+      <w:r>
+        <w:t>dans</w:t>
+      </w:r>
+      <w:proofErr w:type="gramEnd"/>
+      <w:r>
+        <w:t xml:space="preserve"> </w:t>
+      </w:r>
+      <w:r>
+        <w:rPr>
+          <w:rFonts w:cs="Arial"/>
+          <w:rtl/>
+        </w:rPr>
+        <w:t>المصالح الموجهة إليها نتيجة البحث</w:t>
+      </w:r>
+      <w:r>
+        <w:t xml:space="preserve"> ajouter colonne BR avant le code service (</w:t>
+      </w:r>
+      <w:proofErr w:type="spellStart"/>
+      <w:r>
+        <w:t>br</w:t>
+      </w:r>
+      <w:proofErr w:type="spellEnd"/>
+      <w:r>
+        <w:t xml:space="preserve"> du service demandeur)</w:t>
+      </w:r>
+    </w:p>
+    <w:p/>
+    <w:p>
+      <w:proofErr w:type="gramStart"/>
+      <w:r>
+        <w:t>dans</w:t>
+      </w:r>
+      <w:proofErr w:type="gramEnd"/>
+      <w:r>
+        <w:t xml:space="preserve"> </w:t>
+      </w:r>
+      <w:r>
+        <w:rPr>
+          <w:rFonts w:cs="Arial"/>
+          <w:rtl/>
+        </w:rPr>
+        <w:t>نتائج البحث</w:t>
+      </w:r>
+    </w:p>
+    <w:p>
+      <w:proofErr w:type="gramStart"/>
+      <w:r>
+        <w:t>dans</w:t>
+      </w:r>
+      <w:proofErr w:type="gramEnd"/>
+      <w:r>
+        <w:t xml:space="preserve"> </w:t>
+      </w:r>
+      <w:r>
+        <w:rPr>
+          <w:rFonts w:cs="Arial"/>
+          <w:rtl/>
+        </w:rPr>
+        <w:t>المصالح الموجهة إليها نتيجة البحث</w:t>
+      </w:r>
+    </w:p>
+    <w:p>
+      <w:proofErr w:type="gramStart"/>
+      <w:r>
+        <w:t>colonnes:</w:t>
+      </w:r>
+      <w:proofErr w:type="gramEnd"/>
+      <w:r>
+        <w:t xml:space="preserve"> Code BR + nom du BR + Code service et son nom + Date transmission</w:t>
+      </w:r>
+    </w:p>
+    <w:p>
+      <w:pPr>
+        <w:rPr>
+          <w:rtl/>
+        </w:rPr>
+      </w:pPr>
+    </w:p>
     <w:p/>
     <w:p>
       <w:pPr>
@@ -514,7 +1526,6 @@
     <w:p>
       <w:proofErr w:type="gramStart"/>
       <w:r>
-        <w:lastRenderedPageBreak/>
         <w:t>recherche</w:t>
       </w:r>
       <w:proofErr w:type="gramEnd"/>
@@ -587,6 +1598,7 @@
     <w:p>
       <w:proofErr w:type="gramStart"/>
       <w:r>
+        <w:lastRenderedPageBreak/>
         <w:t>ajouter</w:t>
       </w:r>
       <w:proofErr w:type="gramEnd"/>
@@ -624,6 +1636,140 @@
       <w:proofErr w:type="spellEnd"/>
       <w:r>
         <w:t xml:space="preserve"> dans une partie directe au bas de page</w:t>
+      </w:r>
+    </w:p>
+    <w:p>
+      <w:proofErr w:type="gramStart"/>
+      <w:r>
+        <w:t>dans</w:t>
+      </w:r>
+      <w:proofErr w:type="gramEnd"/>
+      <w:r>
+        <w:t xml:space="preserve"> </w:t>
+      </w:r>
+      <w:r>
+        <w:rPr>
+          <w:rFonts w:cs="Arial"/>
+          <w:rtl/>
+        </w:rPr>
+        <w:t>نتائج البحث</w:t>
+      </w:r>
+      <w:r>
+        <w:t xml:space="preserve">  Une fois les </w:t>
+      </w:r>
+      <w:proofErr w:type="spellStart"/>
+      <w:r>
+        <w:t>resultats</w:t>
+      </w:r>
+      <w:proofErr w:type="spellEnd"/>
+      <w:r>
+        <w:t xml:space="preserve"> de l'</w:t>
+      </w:r>
+      <w:proofErr w:type="spellStart"/>
+      <w:r>
+        <w:t>enquete</w:t>
+      </w:r>
+      <w:proofErr w:type="spellEnd"/>
+      <w:r>
+        <w:t xml:space="preserve"> ont été saisis et </w:t>
+      </w:r>
+      <w:proofErr w:type="spellStart"/>
+      <w:r>
+        <w:t>enregsitrés</w:t>
+      </w:r>
+      <w:proofErr w:type="spellEnd"/>
+      <w:r>
+        <w:t xml:space="preserve"> =&gt;automatiquement sa situation  devenue "S": satisfaite</w:t>
+      </w:r>
+    </w:p>
+    <w:p>
+      <w:proofErr w:type="gramStart"/>
+      <w:r>
+        <w:t>dans</w:t>
+      </w:r>
+      <w:proofErr w:type="gramEnd"/>
+      <w:r>
+        <w:t xml:space="preserve"> </w:t>
+      </w:r>
+      <w:r>
+        <w:rPr>
+          <w:rFonts w:cs="Arial"/>
+          <w:rtl/>
+        </w:rPr>
+        <w:t>تغيير الوضعية</w:t>
+      </w:r>
+      <w:r>
+        <w:t xml:space="preserve"> =&gt; </w:t>
+      </w:r>
+      <w:proofErr w:type="spellStart"/>
+      <w:r>
+        <w:t>persimes</w:t>
+      </w:r>
+      <w:proofErr w:type="spellEnd"/>
+      <w:r>
+        <w:t>: U - A - R et en attendant voir les autres lettres (T...)</w:t>
+      </w:r>
+    </w:p>
+    <w:p/>
+    <w:p>
+      <w:proofErr w:type="gramStart"/>
+      <w:r>
+        <w:t>dans</w:t>
+      </w:r>
+      <w:proofErr w:type="gramEnd"/>
+      <w:r>
+        <w:t xml:space="preserve"> </w:t>
+      </w:r>
+      <w:r>
+        <w:rPr>
+          <w:rFonts w:cs="Arial"/>
+          <w:rtl/>
+        </w:rPr>
+        <w:t>نتائج البحث</w:t>
+      </w:r>
+    </w:p>
+    <w:p>
+      <w:proofErr w:type="gramStart"/>
+      <w:r>
+        <w:t>la</w:t>
+      </w:r>
+      <w:proofErr w:type="gramEnd"/>
+      <w:r>
+        <w:t xml:space="preserve"> date de satisfaction des résultats est entre: date de ce jour (du </w:t>
+      </w:r>
+      <w:proofErr w:type="spellStart"/>
+      <w:r>
+        <w:t>systeme</w:t>
+      </w:r>
+      <w:proofErr w:type="spellEnd"/>
+      <w:r>
+        <w:t>) et le 5 du mois prochain M+1</w:t>
+      </w:r>
+    </w:p>
+    <w:p>
+      <w:proofErr w:type="gramStart"/>
+      <w:r>
+        <w:t>champs</w:t>
+      </w:r>
+      <w:proofErr w:type="gramEnd"/>
+      <w:r>
+        <w:t xml:space="preserve"> </w:t>
+      </w:r>
+      <w:proofErr w:type="spellStart"/>
+      <w:r>
+        <w:t>systematique</w:t>
+      </w:r>
+      <w:proofErr w:type="spellEnd"/>
+      <w:r>
+        <w:t xml:space="preserve"> de date d'</w:t>
+      </w:r>
+      <w:proofErr w:type="spellStart"/>
+      <w:r>
+        <w:t>ajourd'hui</w:t>
+      </w:r>
+      <w:proofErr w:type="spellEnd"/>
+      <w:r>
+        <w:t xml:space="preserve"> modifiable au max le 5 du mois prochain m+1; ajouter un indication ou information à droite ou gauche du champs</w:t>
       </w:r>
     </w:p>
     <w:p>
@@ -778,7 +1924,6 @@
         <w:t xml:space="preserve"> soit la situation=&gt; recherche avant d'afficher la liste et non le filtre</w:t>
       </w:r>
     </w:p>
-    <w:p/>
     <w:p>
       <w:proofErr w:type="spellStart"/>
       <w:proofErr w:type="gramStart"/>
@@ -837,6 +1982,88 @@
       <w:proofErr w:type="spellEnd"/>
       <w:r>
         <w:t xml:space="preserve"> (s'il y a)</w:t>
+      </w:r>
+    </w:p>
+    <w:p>
+      <w:proofErr w:type="gramStart"/>
+      <w:r>
+        <w:t>dans</w:t>
+      </w:r>
+      <w:proofErr w:type="gramEnd"/>
+      <w:r>
+        <w:t xml:space="preserve"> </w:t>
+      </w:r>
+      <w:r>
+        <w:rPr>
+          <w:rFonts w:cs="Arial"/>
+          <w:rtl/>
+        </w:rPr>
+        <w:t>كشف قائمة بحوث</w:t>
+      </w:r>
+      <w:r>
+        <w:t xml:space="preserve"> </w:t>
+      </w:r>
+    </w:p>
+    <w:p>
+      <w:proofErr w:type="gramStart"/>
+      <w:r>
+        <w:t>pagination</w:t>
+      </w:r>
+      <w:proofErr w:type="gramEnd"/>
+      <w:r>
+        <w:t xml:space="preserve"> 10 lignes</w:t>
+      </w:r>
+    </w:p>
+    <w:p>
+      <w:proofErr w:type="gramStart"/>
+      <w:r>
+        <w:t>chaque</w:t>
+      </w:r>
+      <w:proofErr w:type="gramEnd"/>
+      <w:r>
+        <w:t xml:space="preserve"> </w:t>
+      </w:r>
+      <w:proofErr w:type="spellStart"/>
+      <w:r>
+        <w:t>ref</w:t>
+      </w:r>
+      <w:proofErr w:type="spellEnd"/>
+      <w:r>
+        <w:t xml:space="preserve"> </w:t>
+      </w:r>
+      <w:proofErr w:type="spellStart"/>
+      <w:r>
+        <w:t>enquete</w:t>
+      </w:r>
+      <w:proofErr w:type="spellEnd"/>
+      <w:r>
+        <w:t xml:space="preserve"> est cliquable: quand on clique sur une </w:t>
+      </w:r>
+      <w:proofErr w:type="spellStart"/>
+      <w:r>
+        <w:t>ref</w:t>
+      </w:r>
+      <w:proofErr w:type="spellEnd"/>
+      <w:r>
+        <w:t xml:space="preserve"> une </w:t>
+      </w:r>
+      <w:proofErr w:type="spellStart"/>
+      <w:r>
+        <w:t>popup</w:t>
+      </w:r>
+      <w:proofErr w:type="spellEnd"/>
+      <w:r>
+        <w:t xml:space="preserve"> nous donne </w:t>
+      </w:r>
+      <w:r>
+        <w:rPr>
+          <w:rFonts w:cs="Arial"/>
+          <w:rtl/>
+        </w:rPr>
+        <w:t>الإطلاع على البحث</w:t>
+      </w:r>
+      <w:r>
+        <w:t xml:space="preserve"> individuelle</w:t>
       </w:r>
     </w:p>
     <w:p>
@@ -872,12 +2099,80 @@
           <w:color w:val="0070C0"/>
           <w:sz w:val="32"/>
           <w:szCs w:val="32"/>
-          <w:rtl/>
-        </w:rPr>
-        <w:t>إضافة طبيعة بحث</w:t>
-      </w:r>
-      <w:bookmarkStart w:id="0" w:name="_GoBack"/>
-      <w:bookmarkEnd w:id="0"/>
+        </w:rPr>
+        <w:t>Historique enquête</w:t>
+      </w:r>
+    </w:p>
+    <w:p>
+      <w:proofErr w:type="gramStart"/>
+      <w:r>
+        <w:t>dans</w:t>
+      </w:r>
+      <w:proofErr w:type="gramEnd"/>
+      <w:r>
+        <w:t xml:space="preserve"> </w:t>
+      </w:r>
+      <w:proofErr w:type="spellStart"/>
+      <w:r>
+        <w:t>popup</w:t>
+      </w:r>
+      <w:proofErr w:type="spellEnd"/>
+      <w:r>
+        <w:t xml:space="preserve"> de historique enquête ajouter au top et au centre en rouge REF </w:t>
+      </w:r>
+      <w:proofErr w:type="spellStart"/>
+      <w:r>
+        <w:t>enquete</w:t>
+      </w:r>
+      <w:proofErr w:type="spellEnd"/>
+      <w:r>
+        <w:t xml:space="preserve"> pour survoler au user l'</w:t>
+      </w:r>
+      <w:proofErr w:type="spellStart"/>
+      <w:r>
+        <w:t>enquete</w:t>
+      </w:r>
+      <w:proofErr w:type="spellEnd"/>
+      <w:r>
+        <w:t xml:space="preserve"> concernée</w:t>
+      </w:r>
+    </w:p>
+    <w:p>
+      <w:pPr>
+        <w:rPr>
+          <w:highlight w:val="green"/>
+        </w:rPr>
+      </w:pPr>
+      <w:proofErr w:type="gramStart"/>
+      <w:r>
+        <w:rPr>
+          <w:highlight w:val="green"/>
+        </w:rPr>
+        <w:t>historique</w:t>
+      </w:r>
+      <w:proofErr w:type="gramEnd"/>
+      <w:r>
+        <w:rPr>
+          <w:highlight w:val="green"/>
+        </w:rPr>
+        <w:t xml:space="preserve"> </w:t>
+      </w:r>
+      <w:proofErr w:type="spellStart"/>
+      <w:r>
+        <w:rPr>
+          <w:highlight w:val="green"/>
+        </w:rPr>
+        <w:t>enquete</w:t>
+      </w:r>
+      <w:proofErr w:type="spellEnd"/>
+    </w:p>
+    <w:p>
+      <w:r>
+        <w:rPr>
+          <w:highlight w:val="green"/>
+        </w:rPr>
+        <w:t>Ajout colonne Matricule saisie (personne modificatrice) entre "Date situation" et "Annotations"</w:t>
+      </w:r>
     </w:p>
     <w:p>
       <w:pPr>
@@ -904,7 +2199,10 @@
           <w:szCs w:val="32"/>
         </w:rPr>
       </w:pPr>
-      <w:r>
+    </w:p>
+    <w:p>
+      <w:pPr>
+        <w:ind w:left="1416" w:hanging="1416"/>
         <w:rPr>
           <w:rFonts w:cs="Arial"/>
           <w:b/>
@@ -912,14 +2210,9 @@
           <w:color w:val="0070C0"/>
           <w:sz w:val="32"/>
           <w:szCs w:val="32"/>
-          <w:rtl/>
-        </w:rPr>
-        <w:t>إضافة مصلحة طالبة لبحث</w:t>
-      </w:r>
-    </w:p>
-    <w:p>
-      <w:pPr>
-        <w:ind w:left="1416" w:hanging="1416"/>
+        </w:rPr>
+      </w:pPr>
+      <w:r>
         <w:rPr>
           <w:rFonts w:cs="Arial"/>
           <w:b/>
@@ -927,8 +2220,11 @@
           <w:color w:val="0070C0"/>
           <w:sz w:val="32"/>
           <w:szCs w:val="32"/>
-        </w:rPr>
-      </w:pPr>
+          <w:rtl/>
+        </w:rPr>
+        <w:lastRenderedPageBreak/>
+        <w:t>إضافة طبيعة بحث</w:t>
+      </w:r>
     </w:p>
     <w:p>
       <w:pPr>
@@ -950,8 +2246,9 @@
           <w:color w:val="0070C0"/>
           <w:sz w:val="32"/>
           <w:szCs w:val="32"/>
-        </w:rPr>
-        <w:t>Autre</w:t>
+          <w:rtl/>
+        </w:rPr>
+        <w:t>إضافة مصلحة طالبة لبحث</w:t>
       </w:r>
     </w:p>
     <w:p>
@@ -966,10 +2263,7 @@
           <w:szCs w:val="32"/>
         </w:rPr>
       </w:pPr>
-    </w:p>
-    <w:p>
-      <w:pPr>
-        <w:ind w:left="1416" w:hanging="1416"/>
+      <w:r>
         <w:rPr>
           <w:rFonts w:cs="Arial"/>
           <w:b/>
@@ -977,10 +2271,13 @@
           <w:color w:val="0070C0"/>
           <w:sz w:val="32"/>
           <w:szCs w:val="32"/>
-          <w:highlight w:val="green"/>
-        </w:rPr>
-      </w:pPr>
-      <w:r>
+        </w:rPr>
+        <w:t>Autre</w:t>
+      </w:r>
+    </w:p>
+    <w:p>
+      <w:pPr>
+        <w:ind w:left="1416" w:hanging="1416"/>
         <w:rPr>
           <w:rFonts w:cs="Arial"/>
           <w:b/>
@@ -988,1274 +2285,89 @@
           <w:color w:val="0070C0"/>
           <w:sz w:val="32"/>
           <w:szCs w:val="32"/>
+          <w:highlight w:val="green"/>
+        </w:rPr>
+      </w:pPr>
+      <w:r>
+        <w:rPr>
+          <w:rFonts w:cs="Arial"/>
+          <w:b/>
+          <w:bCs/>
+          <w:color w:val="0070C0"/>
+          <w:sz w:val="32"/>
+          <w:szCs w:val="32"/>
         </w:rPr>
         <w:t>Renseignements</w:t>
       </w:r>
     </w:p>
     <w:p>
       <w:r>
+        <w:t xml:space="preserve">- </w:t>
+      </w:r>
+      <w:r>
         <w:t>J -&gt; non prise en compte dans les stat</w:t>
       </w:r>
     </w:p>
     <w:p>
       <w:r>
-        <w:t>R -&gt; prise en compte dans les stat</w:t>
-      </w:r>
-    </w:p>
-    <w:p/>
-    <w:p/>
-    <w:p>
-      <w:r>
-        <w:rPr>
-          <w:rFonts w:cs="Arial"/>
-          <w:rtl/>
-        </w:rPr>
-        <w:t>تحيين معطيات والتسجيل</w:t>
-      </w:r>
-    </w:p>
-    <w:p>
-      <w:r>
-        <w:rPr>
-          <w:rFonts w:cs="Arial"/>
-          <w:rtl/>
-        </w:rPr>
-        <w:lastRenderedPageBreak/>
-        <w:t>العملة (موضوع الشكوى)</w:t>
-      </w:r>
-    </w:p>
-    <w:p>
-      <w:proofErr w:type="gramStart"/>
-      <w:r>
-        <w:t>matri</w:t>
-      </w:r>
-      <w:proofErr w:type="gramEnd"/>
-      <w:r>
-        <w:t xml:space="preserve"> + clé fusionnés</w:t>
-      </w:r>
-    </w:p>
-    <w:p>
-      <w:proofErr w:type="gramStart"/>
-      <w:r>
-        <w:t>bouton</w:t>
-      </w:r>
-      <w:proofErr w:type="gramEnd"/>
-      <w:r>
-        <w:t xml:space="preserve"> </w:t>
-      </w:r>
-      <w:r>
-        <w:rPr>
-          <w:rFonts w:cs="Arial"/>
-          <w:rtl/>
-        </w:rPr>
-        <w:t>إضافة</w:t>
-      </w:r>
-      <w:r>
-        <w:t xml:space="preserve"> pour </w:t>
-      </w:r>
-      <w:proofErr w:type="spellStart"/>
-      <w:r>
-        <w:t>inserer</w:t>
-      </w:r>
-      <w:proofErr w:type="spellEnd"/>
-      <w:r>
-        <w:t xml:space="preserve"> ou ajouter un ligne et saisir les data </w:t>
-      </w:r>
-    </w:p>
-    <w:p>
-      <w:proofErr w:type="gramStart"/>
-      <w:r>
-        <w:t>et</w:t>
-      </w:r>
-      <w:proofErr w:type="gramEnd"/>
-      <w:r>
-        <w:t xml:space="preserve"> </w:t>
-      </w:r>
-      <w:proofErr w:type="spellStart"/>
-      <w:r>
-        <w:t>meme</w:t>
-      </w:r>
-      <w:proofErr w:type="spellEnd"/>
-      <w:r>
-        <w:t xml:space="preserve"> chose pour </w:t>
-      </w:r>
-      <w:r>
-        <w:rPr>
-          <w:rFonts w:cs="Arial"/>
-          <w:rtl/>
-        </w:rPr>
-        <w:t>آخرون</w:t>
-      </w:r>
-      <w:r>
-        <w:t xml:space="preserve"> (Autres adverses)</w:t>
-      </w:r>
-    </w:p>
-    <w:p/>
-    <w:p>
-      <w:proofErr w:type="gramStart"/>
-      <w:r>
-        <w:t>dans</w:t>
-      </w:r>
-      <w:proofErr w:type="gramEnd"/>
-      <w:r>
-        <w:t xml:space="preserve"> </w:t>
-      </w:r>
-      <w:r>
-        <w:rPr>
-          <w:rFonts w:cs="Arial"/>
-          <w:rtl/>
-        </w:rPr>
-        <w:t>آخرون</w:t>
-      </w:r>
-      <w:r>
-        <w:t xml:space="preserve"> (Autres adverses)</w:t>
-      </w:r>
-    </w:p>
-    <w:p>
-      <w:proofErr w:type="gramStart"/>
-      <w:r>
-        <w:t>ex</w:t>
-      </w:r>
-      <w:proofErr w:type="gramEnd"/>
-      <w:r>
-        <w:t xml:space="preserve"> municipalité TN: ajouter autre dans Type pièce d'identité et (-) dans Numéro pièce d'identité et saisir nom dans Identité</w:t>
-      </w:r>
-    </w:p>
-    <w:p/>
-    <w:p>
-      <w:r>
-        <w:rPr>
-          <w:rFonts w:cs="Arial"/>
-          <w:rtl/>
-        </w:rPr>
-        <w:t>تحيين معطيات</w:t>
-      </w:r>
-    </w:p>
-    <w:p>
-      <w:proofErr w:type="gramStart"/>
-      <w:r>
-        <w:t>ajout</w:t>
-      </w:r>
-      <w:proofErr w:type="gramEnd"/>
-      <w:r>
-        <w:t xml:space="preserve"> interface de </w:t>
-      </w:r>
-      <w:proofErr w:type="spellStart"/>
-      <w:r>
-        <w:t>rcherche</w:t>
-      </w:r>
-      <w:proofErr w:type="spellEnd"/>
-      <w:r>
-        <w:t xml:space="preserve"> d'</w:t>
-      </w:r>
-      <w:proofErr w:type="spellStart"/>
-      <w:r>
-        <w:t>enquete</w:t>
-      </w:r>
-      <w:proofErr w:type="spellEnd"/>
-      <w:r>
-        <w:t xml:space="preserve"> par </w:t>
-      </w:r>
-      <w:proofErr w:type="spellStart"/>
-      <w:r>
-        <w:t>ref</w:t>
-      </w:r>
-      <w:proofErr w:type="spellEnd"/>
-      <w:r>
-        <w:t xml:space="preserve"> uniquement </w:t>
-      </w:r>
-      <w:proofErr w:type="spellStart"/>
-      <w:r>
-        <w:t>complete</w:t>
-      </w:r>
-      <w:proofErr w:type="spellEnd"/>
-      <w:r>
-        <w:t xml:space="preserve"> (n'est pas une recherche) dans le </w:t>
-      </w:r>
-      <w:proofErr w:type="spellStart"/>
-      <w:r>
-        <w:t>meme</w:t>
-      </w:r>
-      <w:proofErr w:type="spellEnd"/>
-      <w:r>
-        <w:t xml:space="preserve"> </w:t>
-      </w:r>
-      <w:proofErr w:type="spellStart"/>
-      <w:r>
-        <w:t>br</w:t>
-      </w:r>
-      <w:proofErr w:type="spellEnd"/>
-    </w:p>
-    <w:p>
-      <w:r>
-        <w:t xml:space="preserve"> </w:t>
-      </w:r>
-    </w:p>
-    <w:p>
-      <w:r>
-        <w:rPr>
-          <w:rFonts w:cs="Arial"/>
-          <w:rtl/>
-        </w:rPr>
-        <w:t>تحيين معطيات</w:t>
-      </w:r>
-    </w:p>
-    <w:p>
-      <w:proofErr w:type="gramStart"/>
-      <w:r>
-        <w:t>une</w:t>
-      </w:r>
-      <w:proofErr w:type="gramEnd"/>
-      <w:r>
-        <w:t xml:space="preserve"> fois l'</w:t>
-      </w:r>
-      <w:proofErr w:type="spellStart"/>
-      <w:r>
-        <w:t>enquete</w:t>
-      </w:r>
-      <w:proofErr w:type="spellEnd"/>
-      <w:r>
-        <w:t xml:space="preserve"> est satisfaite ou annulée =&gt; la modification n'est pas permise   S ou A</w:t>
-      </w:r>
-    </w:p>
-    <w:p/>
-    <w:p>
-      <w:r>
-        <w:t xml:space="preserve">Composition de la REF </w:t>
-      </w:r>
-      <w:proofErr w:type="gramStart"/>
-      <w:r>
-        <w:t>d'</w:t>
-      </w:r>
-      <w:proofErr w:type="spellStart"/>
-      <w:r>
-        <w:t>enquete</w:t>
-      </w:r>
-      <w:proofErr w:type="spellEnd"/>
-      <w:r>
-        <w:t>:</w:t>
-      </w:r>
-      <w:proofErr w:type="gramEnd"/>
-      <w:r>
-        <w:t xml:space="preserve">  </w:t>
-      </w:r>
-      <w:proofErr w:type="spellStart"/>
-      <w:r>
-        <w:t>BR+Année+nature+n°enquete</w:t>
-      </w:r>
-      <w:proofErr w:type="spellEnd"/>
-    </w:p>
-    <w:p/>
-    <w:p>
-      <w:proofErr w:type="spellStart"/>
-      <w:proofErr w:type="gramStart"/>
-      <w:r>
-        <w:t>br</w:t>
-      </w:r>
-      <w:proofErr w:type="spellEnd"/>
-      <w:proofErr w:type="gramEnd"/>
-      <w:r>
-        <w:t xml:space="preserve"> du service demandeur peut se </w:t>
-      </w:r>
-      <w:proofErr w:type="spellStart"/>
-      <w:r>
-        <w:t>différe</w:t>
-      </w:r>
-      <w:proofErr w:type="spellEnd"/>
-      <w:r>
-        <w:t xml:space="preserve"> du </w:t>
-      </w:r>
-      <w:proofErr w:type="spellStart"/>
-      <w:r>
-        <w:t>br</w:t>
-      </w:r>
-      <w:proofErr w:type="spellEnd"/>
-      <w:r>
-        <w:t xml:space="preserve"> dans lequel l'</w:t>
-      </w:r>
-      <w:proofErr w:type="spellStart"/>
-      <w:r>
-        <w:t>enquete</w:t>
-      </w:r>
-      <w:proofErr w:type="spellEnd"/>
-      <w:r>
-        <w:t xml:space="preserve"> se crée</w:t>
-      </w:r>
-    </w:p>
-    <w:p/>
-    <w:p>
-      <w:r>
-        <w:t xml:space="preserve">(Auto saisie) juste pour remarque </w:t>
-      </w:r>
-      <w:proofErr w:type="spellStart"/>
-      <w:r>
-        <w:t>enlevler</w:t>
-      </w:r>
-      <w:proofErr w:type="spellEnd"/>
-      <w:r>
-        <w:t xml:space="preserve"> la </w:t>
-      </w:r>
-      <w:proofErr w:type="spellStart"/>
-      <w:r>
-        <w:t>apres</w:t>
-      </w:r>
-      <w:proofErr w:type="spellEnd"/>
-      <w:r>
-        <w:t xml:space="preserve"> </w:t>
-      </w:r>
-    </w:p>
-    <w:p/>
-    <w:p>
-      <w:proofErr w:type="gramStart"/>
-      <w:r>
-        <w:t>dans</w:t>
-      </w:r>
-      <w:proofErr w:type="gramEnd"/>
-      <w:r>
-        <w:t xml:space="preserve"> </w:t>
-      </w:r>
-      <w:r>
-        <w:rPr>
-          <w:rFonts w:cs="Arial"/>
-          <w:rtl/>
-        </w:rPr>
-        <w:t>تسجيل بحث</w:t>
-      </w:r>
-    </w:p>
-    <w:p>
-      <w:proofErr w:type="gramStart"/>
-      <w:r>
-        <w:t>ajouter</w:t>
-      </w:r>
-      <w:proofErr w:type="gramEnd"/>
-      <w:r>
-        <w:t xml:space="preserve"> un bouton  </w:t>
-      </w:r>
-      <w:r>
-        <w:rPr>
-          <w:rFonts w:cs="Arial"/>
-          <w:rtl/>
-        </w:rPr>
-        <w:t xml:space="preserve">معطيات حول </w:t>
-      </w:r>
-      <w:proofErr w:type="spellStart"/>
-      <w:r>
-        <w:rPr>
-          <w:rFonts w:cs="Arial"/>
-          <w:rtl/>
-        </w:rPr>
-        <w:t>الاؤجر</w:t>
-      </w:r>
-      <w:proofErr w:type="spellEnd"/>
-      <w:r>
-        <w:rPr>
-          <w:rFonts w:cs="Arial"/>
-          <w:rtl/>
-        </w:rPr>
-        <w:t xml:space="preserve"> (الذي تم ادخال رقم انخراطه)</w:t>
-      </w:r>
-      <w:r>
-        <w:t xml:space="preserve"> (partie haut du portail)</w:t>
-      </w:r>
-    </w:p>
-    <w:p>
-      <w:r>
-        <w:rPr>
-          <w:rFonts w:cs="Arial"/>
-          <w:rtl/>
-        </w:rPr>
-        <w:t>الجهة الطالبة للبحث</w:t>
-      </w:r>
-    </w:p>
-    <w:p>
-      <w:r>
-        <w:rPr>
-          <w:rFonts w:cs="Arial"/>
-          <w:rtl/>
-        </w:rPr>
-        <w:t>المكتب</w:t>
-      </w:r>
-      <w:r>
-        <w:t xml:space="preserve"> + code dans </w:t>
-      </w:r>
-      <w:proofErr w:type="spellStart"/>
-      <w:r>
-        <w:t>meme</w:t>
-      </w:r>
-      <w:proofErr w:type="spellEnd"/>
-      <w:r>
-        <w:t xml:space="preserve"> liste</w:t>
-      </w:r>
-    </w:p>
-    <w:p/>
+        <w:t>R -&gt; prise en comp</w:t>
+      </w:r>
+      <w:bookmarkStart w:id="0" w:name="_GoBack"/>
+      <w:bookmarkEnd w:id="0"/>
+      <w:r>
+        <w:t>te dans les stat</w:t>
+      </w:r>
+    </w:p>
     <w:p>
       <w:pPr>
         <w:rPr>
-          <w:highlight w:val="green"/>
+          <w:rtl/>
         </w:rPr>
       </w:pPr>
-      <w:proofErr w:type="gramStart"/>
-      <w:r>
-        <w:rPr>
-          <w:highlight w:val="green"/>
-        </w:rPr>
-        <w:t>dans</w:t>
-      </w:r>
-      <w:proofErr w:type="gramEnd"/>
-      <w:r>
-        <w:rPr>
-          <w:highlight w:val="green"/>
-        </w:rPr>
-        <w:t xml:space="preserve"> </w:t>
-      </w:r>
-      <w:r>
-        <w:rPr>
-          <w:rFonts w:cs="Arial"/>
-          <w:highlight w:val="green"/>
-          <w:rtl/>
-        </w:rPr>
-        <w:t>تسجيل بحث</w:t>
-      </w:r>
-    </w:p>
-    <w:p>
-      <w:proofErr w:type="spellStart"/>
-      <w:proofErr w:type="gramStart"/>
-      <w:r>
-        <w:rPr>
-          <w:highlight w:val="green"/>
-        </w:rPr>
-        <w:t>oncilick</w:t>
-      </w:r>
-      <w:proofErr w:type="spellEnd"/>
-      <w:proofErr w:type="gramEnd"/>
-      <w:r>
-        <w:rPr>
-          <w:highlight w:val="green"/>
-        </w:rPr>
-        <w:t xml:space="preserve"> sur </w:t>
-      </w:r>
-      <w:r>
-        <w:rPr>
-          <w:rFonts w:cs="Arial"/>
-          <w:highlight w:val="green"/>
-          <w:rtl/>
-        </w:rPr>
-        <w:t>تسجيل البحث</w:t>
-      </w:r>
-      <w:r>
-        <w:rPr>
-          <w:highlight w:val="green"/>
-        </w:rPr>
-        <w:t xml:space="preserve"> sans voir </w:t>
-      </w:r>
-      <w:r>
-        <w:rPr>
-          <w:rFonts w:cs="Arial"/>
-          <w:highlight w:val="green"/>
-          <w:rtl/>
-        </w:rPr>
-        <w:t>قائمة البحوث المسجلة</w:t>
-      </w:r>
-      <w:r>
-        <w:rPr>
-          <w:highlight w:val="green"/>
-        </w:rPr>
-        <w:t xml:space="preserve"> =&gt; message: </w:t>
-      </w:r>
-      <w:r>
-        <w:rPr>
-          <w:rFonts w:cs="Arial"/>
-          <w:highlight w:val="green"/>
-          <w:rtl/>
-        </w:rPr>
-        <w:t>يتعين الإطلاع على قائمة البحوث المسجلة</w:t>
-      </w:r>
-      <w:r>
-        <w:rPr>
-          <w:highlight w:val="green"/>
-        </w:rPr>
-        <w:t xml:space="preserve"> sous le bouton </w:t>
-      </w:r>
-      <w:r>
-        <w:rPr>
-          <w:rFonts w:cs="Arial"/>
-          <w:highlight w:val="green"/>
-          <w:rtl/>
-        </w:rPr>
-        <w:t>قائمة البحوث المسجلة</w:t>
-      </w:r>
-      <w:r>
-        <w:rPr>
-          <w:highlight w:val="green"/>
-        </w:rPr>
-        <w:t xml:space="preserve"> en rouge (</w:t>
-      </w:r>
-      <w:proofErr w:type="spellStart"/>
-      <w:r>
-        <w:rPr>
-          <w:highlight w:val="green"/>
-        </w:rPr>
-        <w:t>event</w:t>
-      </w:r>
-      <w:proofErr w:type="spellEnd"/>
-      <w:r>
-        <w:rPr>
-          <w:highlight w:val="green"/>
-        </w:rPr>
-        <w:t xml:space="preserve"> </w:t>
-      </w:r>
-      <w:proofErr w:type="spellStart"/>
-      <w:r>
-        <w:rPr>
-          <w:highlight w:val="green"/>
-        </w:rPr>
-        <w:t>listener</w:t>
-      </w:r>
-      <w:proofErr w:type="spellEnd"/>
-      <w:r>
-        <w:rPr>
-          <w:highlight w:val="green"/>
-        </w:rPr>
-        <w:t>)</w:t>
-      </w:r>
-    </w:p>
-    <w:p/>
-    <w:p>
-      <w:r>
-        <w:rPr>
-          <w:rFonts w:cs="Arial"/>
-          <w:rtl/>
-        </w:rPr>
-        <w:t>تكليف المراقب بالبحث</w:t>
-      </w:r>
-    </w:p>
-    <w:p>
-      <w:r>
-        <w:lastRenderedPageBreak/>
-        <w:t xml:space="preserve">3 champs pour ajouter max 3 </w:t>
-      </w:r>
-      <w:proofErr w:type="spellStart"/>
-      <w:r>
-        <w:t>controleurs</w:t>
-      </w:r>
-      <w:proofErr w:type="spellEnd"/>
-      <w:r>
-        <w:t xml:space="preserve"> pour la </w:t>
-      </w:r>
-      <w:proofErr w:type="spellStart"/>
-      <w:r>
-        <w:t>meme</w:t>
-      </w:r>
-      <w:proofErr w:type="spellEnd"/>
-      <w:r>
-        <w:t xml:space="preserve"> </w:t>
-      </w:r>
-      <w:proofErr w:type="spellStart"/>
-      <w:r>
-        <w:t>enquete</w:t>
-      </w:r>
-      <w:proofErr w:type="spellEnd"/>
-      <w:r>
-        <w:t xml:space="preserve">, 1 par </w:t>
-      </w:r>
-      <w:proofErr w:type="spellStart"/>
-      <w:r>
-        <w:t>defaut</w:t>
-      </w:r>
-      <w:proofErr w:type="spellEnd"/>
-      <w:r>
-        <w:t xml:space="preserve"> et un bouton </w:t>
-      </w:r>
-      <w:r>
-        <w:rPr>
-          <w:rFonts w:cs="Arial"/>
-          <w:rtl/>
-        </w:rPr>
-        <w:t>إضافة</w:t>
-      </w:r>
-    </w:p>
-    <w:p>
-      <w:proofErr w:type="gramStart"/>
-      <w:r>
-        <w:t>liste</w:t>
-      </w:r>
-      <w:proofErr w:type="gramEnd"/>
-      <w:r>
-        <w:t xml:space="preserve"> déroulante avec </w:t>
-      </w:r>
-      <w:proofErr w:type="spellStart"/>
-      <w:r>
-        <w:t>matriicule</w:t>
-      </w:r>
-      <w:proofErr w:type="spellEnd"/>
-      <w:r>
-        <w:t xml:space="preserve"> et identité </w:t>
-      </w:r>
-      <w:proofErr w:type="spellStart"/>
-      <w:r>
-        <w:t>cotrl</w:t>
-      </w:r>
-      <w:proofErr w:type="spellEnd"/>
-    </w:p>
-    <w:p/>
-    <w:p/>
-    <w:p>
-      <w:pPr>
-        <w:rPr>
-          <w:highlight w:val="green"/>
-        </w:rPr>
-      </w:pPr>
-      <w:proofErr w:type="gramStart"/>
-      <w:r>
-        <w:rPr>
-          <w:highlight w:val="green"/>
-        </w:rPr>
-        <w:t>historique</w:t>
-      </w:r>
-      <w:proofErr w:type="gramEnd"/>
-      <w:r>
-        <w:rPr>
-          <w:highlight w:val="green"/>
-        </w:rPr>
-        <w:t xml:space="preserve"> </w:t>
-      </w:r>
-      <w:proofErr w:type="spellStart"/>
-      <w:r>
-        <w:rPr>
-          <w:highlight w:val="green"/>
-        </w:rPr>
-        <w:t>enquete</w:t>
-      </w:r>
-      <w:proofErr w:type="spellEnd"/>
-    </w:p>
-    <w:p>
-      <w:r>
-        <w:rPr>
-          <w:highlight w:val="green"/>
-        </w:rPr>
-        <w:t>Ajout colonne Matricule saisie (personne modificatrice) entre "Date situation" et "Annotations"</w:t>
-      </w:r>
-    </w:p>
-    <w:p/>
-    <w:p>
-      <w:proofErr w:type="gramStart"/>
-      <w:r>
-        <w:t>dans</w:t>
-      </w:r>
-      <w:proofErr w:type="gramEnd"/>
-      <w:r>
-        <w:t xml:space="preserve"> </w:t>
-      </w:r>
-      <w:proofErr w:type="spellStart"/>
-      <w:r>
-        <w:t>popup</w:t>
-      </w:r>
-      <w:proofErr w:type="spellEnd"/>
-      <w:r>
-        <w:t xml:space="preserve"> de historique </w:t>
-      </w:r>
-      <w:proofErr w:type="spellStart"/>
-      <w:r>
-        <w:t>enquete</w:t>
-      </w:r>
-      <w:proofErr w:type="spellEnd"/>
-      <w:r>
-        <w:t xml:space="preserve"> ajouter au top et au centre en rouge REF </w:t>
-      </w:r>
-      <w:proofErr w:type="spellStart"/>
-      <w:r>
-        <w:t>enquete</w:t>
-      </w:r>
-      <w:proofErr w:type="spellEnd"/>
-      <w:r>
-        <w:t xml:space="preserve"> pour survoler au user l'</w:t>
-      </w:r>
-      <w:proofErr w:type="spellStart"/>
-      <w:r>
-        <w:t>enquete</w:t>
-      </w:r>
-      <w:proofErr w:type="spellEnd"/>
-      <w:r>
-        <w:t xml:space="preserve"> concernée</w:t>
-      </w:r>
-    </w:p>
-    <w:p/>
-    <w:p>
-      <w:r>
-        <w:rPr>
-          <w:rFonts w:cs="Arial"/>
-          <w:rtl/>
-        </w:rPr>
-        <w:t>تحويل البحث</w:t>
-      </w:r>
-    </w:p>
-    <w:p>
-      <w:r>
-        <w:t xml:space="preserve">Ajouter un bouton pour enlever un ou plus de </w:t>
-      </w:r>
-      <w:proofErr w:type="spellStart"/>
-      <w:r>
-        <w:t>contr</w:t>
-      </w:r>
-      <w:proofErr w:type="spellEnd"/>
-      <w:r>
-        <w:t xml:space="preserve"> </w:t>
-      </w:r>
-    </w:p>
-    <w:p/>
-    <w:p>
-      <w:r>
-        <w:rPr>
-          <w:rFonts w:cs="Arial"/>
-          <w:rtl/>
-        </w:rPr>
-        <w:t>نتائج البحث</w:t>
-      </w:r>
-      <w:r>
-        <w:t xml:space="preserve"> est </w:t>
-      </w:r>
-      <w:proofErr w:type="spellStart"/>
-      <w:r>
-        <w:t>apres</w:t>
-      </w:r>
-      <w:proofErr w:type="spellEnd"/>
-      <w:r>
-        <w:t xml:space="preserve"> </w:t>
-      </w:r>
-      <w:proofErr w:type="spellStart"/>
-      <w:r>
-        <w:t>chang</w:t>
-      </w:r>
-      <w:proofErr w:type="spellEnd"/>
-      <w:r>
-        <w:t xml:space="preserve"> situation dans le menu</w:t>
-      </w:r>
-    </w:p>
-    <w:p/>
-    <w:p>
-      <w:proofErr w:type="gramStart"/>
-      <w:r>
-        <w:t>dans</w:t>
-      </w:r>
-      <w:proofErr w:type="gramEnd"/>
-      <w:r>
-        <w:t xml:space="preserve"> </w:t>
-      </w:r>
-      <w:r>
-        <w:rPr>
-          <w:rFonts w:cs="Arial"/>
-          <w:rtl/>
-        </w:rPr>
-        <w:t>نتائج البحث</w:t>
-      </w:r>
-      <w:r>
-        <w:t xml:space="preserve"> </w:t>
-      </w:r>
-    </w:p>
-    <w:p>
-      <w:proofErr w:type="gramStart"/>
-      <w:r>
-        <w:t>Sections:</w:t>
-      </w:r>
-      <w:proofErr w:type="gramEnd"/>
-      <w:r>
-        <w:t xml:space="preserve">   1-Base 2-insuff 3-service transmissions section</w:t>
-      </w:r>
-    </w:p>
-    <w:p>
-      <w:proofErr w:type="spellStart"/>
-      <w:proofErr w:type="gramStart"/>
-      <w:r>
-        <w:t>insuff</w:t>
-      </w:r>
-      <w:proofErr w:type="spellEnd"/>
-      <w:proofErr w:type="gramEnd"/>
-      <w:r>
-        <w:t xml:space="preserve"> section est avant service </w:t>
-      </w:r>
-      <w:proofErr w:type="spellStart"/>
-      <w:r>
-        <w:t>transimissions</w:t>
-      </w:r>
-      <w:proofErr w:type="spellEnd"/>
-      <w:r>
-        <w:t xml:space="preserve"> section</w:t>
-      </w:r>
-    </w:p>
-    <w:p>
-      <w:proofErr w:type="gramStart"/>
-      <w:r>
-        <w:t>ajout</w:t>
-      </w:r>
-      <w:proofErr w:type="gramEnd"/>
-      <w:r>
-        <w:t xml:space="preserve"> au premier:  </w:t>
-      </w:r>
-      <w:r>
-        <w:rPr>
-          <w:rFonts w:cs="Arial"/>
-          <w:rtl/>
-        </w:rPr>
-        <w:t>أسس احتساب  قاعدة الاشتراكات</w:t>
-      </w:r>
-      <w:r>
-        <w:t xml:space="preserve"> (plusieurs </w:t>
-      </w:r>
-      <w:proofErr w:type="spellStart"/>
-      <w:r>
-        <w:t>textaria</w:t>
-      </w:r>
-      <w:proofErr w:type="spellEnd"/>
-      <w:r>
-        <w:t xml:space="preserve"> avec bouton </w:t>
-      </w:r>
-      <w:r>
-        <w:rPr>
-          <w:rFonts w:cs="Arial"/>
-          <w:rtl/>
-        </w:rPr>
-        <w:t>إضافة</w:t>
-      </w:r>
-      <w:r>
-        <w:t xml:space="preserve"> pour chaque </w:t>
-      </w:r>
-      <w:proofErr w:type="spellStart"/>
-      <w:r>
-        <w:t>element</w:t>
-      </w:r>
-      <w:proofErr w:type="spellEnd"/>
-      <w:r>
-        <w:t xml:space="preserve"> de base )</w:t>
-      </w:r>
-    </w:p>
-    <w:p>
-      <w:proofErr w:type="gramStart"/>
-      <w:r>
-        <w:t>dans</w:t>
-      </w:r>
-      <w:proofErr w:type="gramEnd"/>
-      <w:r>
-        <w:t xml:space="preserve"> </w:t>
-      </w:r>
-      <w:r>
-        <w:rPr>
-          <w:rFonts w:cs="Arial"/>
-          <w:rtl/>
-        </w:rPr>
-        <w:t>المصالح الموجهة إليها نتيجة البحث</w:t>
-      </w:r>
-      <w:r>
-        <w:t xml:space="preserve"> ajouter bouton </w:t>
-      </w:r>
-      <w:r>
-        <w:rPr>
-          <w:rFonts w:cs="Arial"/>
-          <w:rtl/>
-        </w:rPr>
-        <w:t>إضافة</w:t>
-      </w:r>
-      <w:r>
-        <w:t xml:space="preserve"> pour chaque service</w:t>
-      </w:r>
-    </w:p>
-    <w:p>
-      <w:proofErr w:type="gramStart"/>
-      <w:r>
-        <w:t>dans</w:t>
-      </w:r>
-      <w:proofErr w:type="gramEnd"/>
-      <w:r>
-        <w:t xml:space="preserve"> </w:t>
-      </w:r>
-      <w:r>
-        <w:rPr>
-          <w:rFonts w:cs="Arial"/>
-          <w:rtl/>
-        </w:rPr>
-        <w:t>مبلغ النقص</w:t>
-      </w:r>
-      <w:r>
-        <w:t xml:space="preserve"> ajouter bouton </w:t>
-      </w:r>
-      <w:r>
-        <w:rPr>
-          <w:rFonts w:cs="Arial"/>
-          <w:rtl/>
-        </w:rPr>
-        <w:t>إضافة</w:t>
-      </w:r>
-      <w:r>
-        <w:t xml:space="preserve"> pour chaque </w:t>
-      </w:r>
-      <w:proofErr w:type="spellStart"/>
-      <w:r>
-        <w:t>insuff</w:t>
-      </w:r>
-      <w:proofErr w:type="spellEnd"/>
-    </w:p>
-    <w:p>
-      <w:r>
-        <w:t>Montant insuffisance</w:t>
-      </w:r>
-    </w:p>
-    <w:p>
-      <w:proofErr w:type="gramStart"/>
-      <w:r>
-        <w:t>dans</w:t>
-      </w:r>
-      <w:proofErr w:type="gramEnd"/>
-      <w:r>
-        <w:t xml:space="preserve"> </w:t>
-      </w:r>
-      <w:r>
-        <w:rPr>
-          <w:rFonts w:cs="Arial"/>
-          <w:rtl/>
-        </w:rPr>
-        <w:t>المصالح الموجهة إليها نتيجة البحث</w:t>
-      </w:r>
-      <w:r>
-        <w:t xml:space="preserve"> ajouter colonne BR avant le code service (</w:t>
-      </w:r>
-      <w:proofErr w:type="spellStart"/>
-      <w:r>
-        <w:t>br</w:t>
-      </w:r>
-      <w:proofErr w:type="spellEnd"/>
-      <w:r>
-        <w:t xml:space="preserve"> du service demandeur)</w:t>
-      </w:r>
-    </w:p>
-    <w:p/>
-    <w:p>
-      <w:proofErr w:type="gramStart"/>
-      <w:r>
-        <w:t>dans</w:t>
-      </w:r>
-      <w:proofErr w:type="gramEnd"/>
-      <w:r>
-        <w:t xml:space="preserve"> </w:t>
-      </w:r>
-      <w:r>
-        <w:rPr>
-          <w:rFonts w:cs="Arial"/>
-          <w:rtl/>
-        </w:rPr>
-        <w:t>نتائج البحث</w:t>
-      </w:r>
-    </w:p>
-    <w:p>
-      <w:proofErr w:type="gramStart"/>
-      <w:r>
-        <w:t>dans</w:t>
-      </w:r>
-      <w:proofErr w:type="gramEnd"/>
-      <w:r>
-        <w:t xml:space="preserve"> </w:t>
-      </w:r>
-      <w:r>
-        <w:rPr>
-          <w:rFonts w:cs="Arial"/>
-          <w:rtl/>
-        </w:rPr>
-        <w:t>المصالح الموجهة إليها نتيجة البحث</w:t>
-      </w:r>
-    </w:p>
-    <w:p>
-      <w:proofErr w:type="gramStart"/>
-      <w:r>
-        <w:t>colonnes:</w:t>
-      </w:r>
-      <w:proofErr w:type="gramEnd"/>
-      <w:r>
-        <w:t xml:space="preserve"> Code BR + nom du BR + Code service et son nom + Date transmission</w:t>
-      </w:r>
-    </w:p>
-    <w:p/>
-    <w:p>
-      <w:proofErr w:type="gramStart"/>
-      <w:r>
-        <w:t>dans</w:t>
-      </w:r>
-      <w:proofErr w:type="gramEnd"/>
-      <w:r>
-        <w:t xml:space="preserve"> </w:t>
-      </w:r>
-      <w:r>
-        <w:rPr>
-          <w:rFonts w:cs="Arial"/>
-          <w:rtl/>
-        </w:rPr>
-        <w:t>تسجيل بحث</w:t>
-      </w:r>
-      <w:r>
-        <w:t xml:space="preserve"> une fois l'</w:t>
-      </w:r>
-      <w:proofErr w:type="spellStart"/>
-      <w:r>
-        <w:t>enquete</w:t>
-      </w:r>
-      <w:proofErr w:type="spellEnd"/>
-      <w:r>
-        <w:t xml:space="preserve"> a été =&gt; automatiquement sa situation est "E": Enquête au secrétariat</w:t>
-      </w:r>
-    </w:p>
-    <w:p>
-      <w:proofErr w:type="gramStart"/>
-      <w:r>
-        <w:lastRenderedPageBreak/>
-        <w:t>dans</w:t>
-      </w:r>
-      <w:proofErr w:type="gramEnd"/>
-      <w:r>
-        <w:t xml:space="preserve"> </w:t>
-      </w:r>
-      <w:r>
-        <w:rPr>
-          <w:rFonts w:cs="Arial"/>
-          <w:rtl/>
-        </w:rPr>
-        <w:t>تكليف المراقب بالبحث</w:t>
-      </w:r>
-      <w:r>
-        <w:t xml:space="preserve"> Une fois l'</w:t>
-      </w:r>
-      <w:proofErr w:type="spellStart"/>
-      <w:r>
-        <w:t>enquete</w:t>
-      </w:r>
-      <w:proofErr w:type="spellEnd"/>
-      <w:r>
-        <w:t xml:space="preserve"> a été affecté au </w:t>
-      </w:r>
-      <w:proofErr w:type="spellStart"/>
-      <w:r>
-        <w:t>controleur</w:t>
-      </w:r>
-      <w:proofErr w:type="spellEnd"/>
-      <w:r>
-        <w:t xml:space="preserve"> X =&gt;automatiquement sa situation  devenue "C": Chez le </w:t>
-      </w:r>
-      <w:proofErr w:type="spellStart"/>
-      <w:r>
-        <w:t>controleur</w:t>
-      </w:r>
-      <w:proofErr w:type="spellEnd"/>
-    </w:p>
-    <w:p>
-      <w:proofErr w:type="gramStart"/>
-      <w:r>
-        <w:t>dans</w:t>
-      </w:r>
-      <w:proofErr w:type="gramEnd"/>
-      <w:r>
-        <w:t xml:space="preserve"> </w:t>
-      </w:r>
-      <w:r>
-        <w:rPr>
-          <w:rFonts w:cs="Arial"/>
-          <w:rtl/>
-        </w:rPr>
-        <w:t>نتائج البحث</w:t>
-      </w:r>
-      <w:r>
-        <w:t xml:space="preserve">  Une fois les </w:t>
-      </w:r>
-      <w:proofErr w:type="spellStart"/>
-      <w:r>
-        <w:t>resultats</w:t>
-      </w:r>
-      <w:proofErr w:type="spellEnd"/>
-      <w:r>
-        <w:t xml:space="preserve"> de l'</w:t>
-      </w:r>
-      <w:proofErr w:type="spellStart"/>
-      <w:r>
-        <w:t>enquete</w:t>
-      </w:r>
-      <w:proofErr w:type="spellEnd"/>
-      <w:r>
-        <w:t xml:space="preserve"> ont été saisis et </w:t>
-      </w:r>
-      <w:proofErr w:type="spellStart"/>
-      <w:r>
-        <w:t>enregsitrés</w:t>
-      </w:r>
-      <w:proofErr w:type="spellEnd"/>
-      <w:r>
-        <w:t xml:space="preserve"> =&gt;automatiquement sa situation  devenue "S": satisfaite</w:t>
-      </w:r>
-    </w:p>
-    <w:p>
-      <w:proofErr w:type="gramStart"/>
-      <w:r>
-        <w:t>dans</w:t>
-      </w:r>
-      <w:proofErr w:type="gramEnd"/>
-      <w:r>
-        <w:t xml:space="preserve"> </w:t>
-      </w:r>
-      <w:r>
-        <w:rPr>
-          <w:rFonts w:cs="Arial"/>
-          <w:rtl/>
-        </w:rPr>
-        <w:t>تغيير الوضعية</w:t>
-      </w:r>
-      <w:r>
-        <w:t xml:space="preserve"> =&gt; </w:t>
-      </w:r>
-      <w:proofErr w:type="spellStart"/>
-      <w:r>
-        <w:t>persimes</w:t>
-      </w:r>
-      <w:proofErr w:type="spellEnd"/>
-      <w:r>
-        <w:t>: U - A - R et en attendant voir les autres lettres (T...)</w:t>
-      </w:r>
-    </w:p>
-    <w:p/>
-    <w:p>
-      <w:proofErr w:type="gramStart"/>
-      <w:r>
-        <w:t>dans</w:t>
-      </w:r>
-      <w:proofErr w:type="gramEnd"/>
-      <w:r>
-        <w:t xml:space="preserve"> </w:t>
-      </w:r>
-      <w:r>
-        <w:rPr>
-          <w:rFonts w:cs="Arial"/>
-          <w:rtl/>
-        </w:rPr>
-        <w:t>نتائج البحث</w:t>
-      </w:r>
-    </w:p>
-    <w:p>
-      <w:proofErr w:type="gramStart"/>
-      <w:r>
-        <w:t>la</w:t>
-      </w:r>
-      <w:proofErr w:type="gramEnd"/>
-      <w:r>
-        <w:t xml:space="preserve"> date de satisfaction des résultats est entre: date de ce jour (du </w:t>
-      </w:r>
-      <w:proofErr w:type="spellStart"/>
-      <w:r>
-        <w:t>systeme</w:t>
-      </w:r>
-      <w:proofErr w:type="spellEnd"/>
-      <w:r>
-        <w:t>) et le 5 du mois prochain M+1</w:t>
-      </w:r>
-    </w:p>
-    <w:p>
-      <w:proofErr w:type="gramStart"/>
-      <w:r>
-        <w:t>champs</w:t>
-      </w:r>
-      <w:proofErr w:type="gramEnd"/>
-      <w:r>
-        <w:t xml:space="preserve"> </w:t>
-      </w:r>
-      <w:proofErr w:type="spellStart"/>
-      <w:r>
-        <w:t>systematique</w:t>
-      </w:r>
-      <w:proofErr w:type="spellEnd"/>
-      <w:r>
-        <w:t xml:space="preserve"> de date d'</w:t>
-      </w:r>
-      <w:proofErr w:type="spellStart"/>
-      <w:r>
-        <w:t>ajourd'hui</w:t>
-      </w:r>
-      <w:proofErr w:type="spellEnd"/>
-      <w:r>
-        <w:t xml:space="preserve"> modifiable au max le 5 du mois prochain m+1; ajouter un indication ou information à droite ou gauche du champs</w:t>
-      </w:r>
-    </w:p>
-    <w:p/>
-    <w:p>
-      <w:proofErr w:type="gramStart"/>
-      <w:r>
-        <w:t>dans</w:t>
-      </w:r>
-      <w:proofErr w:type="gramEnd"/>
-      <w:r>
-        <w:t xml:space="preserve"> </w:t>
-      </w:r>
-      <w:r>
-        <w:rPr>
-          <w:rFonts w:cs="Arial"/>
-          <w:rtl/>
-        </w:rPr>
-        <w:t>كشف قائمة بحوث</w:t>
-      </w:r>
-      <w:r>
-        <w:t xml:space="preserve"> </w:t>
-      </w:r>
-    </w:p>
-    <w:p>
-      <w:proofErr w:type="gramStart"/>
-      <w:r>
-        <w:t>pagination</w:t>
-      </w:r>
-      <w:proofErr w:type="gramEnd"/>
-      <w:r>
-        <w:t xml:space="preserve"> 10 lignes</w:t>
-      </w:r>
-    </w:p>
-    <w:p>
-      <w:proofErr w:type="gramStart"/>
-      <w:r>
-        <w:t>chaque</w:t>
-      </w:r>
-      <w:proofErr w:type="gramEnd"/>
-      <w:r>
-        <w:t xml:space="preserve"> </w:t>
-      </w:r>
-      <w:proofErr w:type="spellStart"/>
-      <w:r>
-        <w:t>ref</w:t>
-      </w:r>
-      <w:proofErr w:type="spellEnd"/>
-      <w:r>
-        <w:t xml:space="preserve"> </w:t>
-      </w:r>
-      <w:proofErr w:type="spellStart"/>
-      <w:r>
-        <w:t>enquete</w:t>
-      </w:r>
-      <w:proofErr w:type="spellEnd"/>
-      <w:r>
-        <w:t xml:space="preserve"> est cliquable: quand on clique sur une </w:t>
-      </w:r>
-      <w:proofErr w:type="spellStart"/>
-      <w:r>
-        <w:t>ref</w:t>
-      </w:r>
-      <w:proofErr w:type="spellEnd"/>
-      <w:r>
-        <w:t xml:space="preserve"> une </w:t>
-      </w:r>
-      <w:proofErr w:type="spellStart"/>
-      <w:r>
-        <w:t>popup</w:t>
-      </w:r>
-      <w:proofErr w:type="spellEnd"/>
-      <w:r>
-        <w:t xml:space="preserve"> nous donne </w:t>
-      </w:r>
-      <w:r>
-        <w:rPr>
-          <w:rFonts w:cs="Arial"/>
-          <w:rtl/>
-        </w:rPr>
-        <w:t>الإطلاع على البحث</w:t>
-      </w:r>
-      <w:r>
-        <w:t xml:space="preserve"> individuelle</w:t>
+      <w:proofErr w:type="spellStart"/>
+      <w:r>
+        <w:t>L’app</w:t>
+      </w:r>
+      <w:proofErr w:type="spellEnd"/>
+      <w:r>
+        <w:t xml:space="preserve"> </w:t>
+      </w:r>
+      <w:r>
+        <w:t xml:space="preserve">est </w:t>
+      </w:r>
+      <w:proofErr w:type="spellStart"/>
+      <w:r>
+        <w:t>fr</w:t>
+      </w:r>
+      <w:proofErr w:type="spellEnd"/>
+      <w:r>
+        <w:t xml:space="preserve"> et permet l’</w:t>
+      </w:r>
+      <w:proofErr w:type="spellStart"/>
+      <w:r>
+        <w:t>ecriture</w:t>
+      </w:r>
+      <w:proofErr w:type="spellEnd"/>
+      <w:r>
+        <w:t xml:space="preserve"> en </w:t>
+      </w:r>
+      <w:proofErr w:type="spellStart"/>
+      <w:r>
+        <w:t>ar</w:t>
+      </w:r>
+      <w:proofErr w:type="spellEnd"/>
+    </w:p>
+    <w:p>
+      <w:r>
+        <w:t xml:space="preserve">Dans la </w:t>
+      </w:r>
+      <w:proofErr w:type="spellStart"/>
+      <w:r>
+        <w:t>creation</w:t>
+      </w:r>
+      <w:proofErr w:type="spellEnd"/>
+      <w:r>
+        <w:t xml:space="preserve"> </w:t>
       </w:r>
     </w:p>
     <w:sectPr>
@@ -2694,6 +2806,17 @@
     <w:semiHidden/>
     <w:unhideWhenUsed/>
   </w:style>
+  <w:style w:type="paragraph" w:styleId="Paragraphedeliste">
+    <w:name w:val="List Paragraph"/>
+    <w:basedOn w:val="Normal"/>
+    <w:uiPriority w:val="34"/>
+    <w:qFormat/>
+    <w:rsid w:val="0076190A"/>
+    <w:pPr>
+      <w:ind w:left="720"/>
+      <w:contextualSpacing/>
+    </w:pPr>
+  </w:style>
 </w:styles>
 </file>
 
